--- a/testakten/kuendigungsschutzklage-weber-techlogix/notiz_weber_gespraech_maerz_2026.docx
+++ b/testakten/kuendigungsschutzklage-weber-techlogix/notiz_weber_gespraech_maerz_2026.docx
@@ -400,7 +400,7 @@
         <w:t>Beweisantritt:</w:t>
       </w:r>
       <w:r>
-        <w:t xml:space="preserve"> Weber als Partei, Kreutzfeldt als Zeugin oder Parteivernehmung; die Eigennotiz ist als Urkundenbeweis einzuführen (§ 416 ZPO i.V.m. § 46 Abs. 2 ArbGG).</w:t>
+        <w:t xml:space="preserve"> Weber als Partei, Kreutzfeldt als Zeugin oder Parteivernehmung; die Eigennotiz ist als Urkundenbeweis einzuführen (Paragraf 416 ZPO i.V.m. Paragraf 46 Abs. 2 ArbGG).</w:t>
       </w:r>
     </w:p>
     <w:p>
